--- a/templates/18-document-analysis-template.docx
+++ b/templates/18-document-analysis-template.docx
@@ -21,7 +21,7 @@
         <w:pBdr>
           <w:bottom w:val="single" w:sz="6" w:color="D9D8D0"/>
         </w:pBdr>
-        <w:spacing w:before="0" w:after="200" w:line="252" w:lineRule="auto"/>
+        <w:spacing w:before="0" w:after="240" w:line="252" w:lineRule="auto"/>
       </w:pPr>
       <w:r>
         <w:rPr>
@@ -29,110 +29,7 @@
           <w:color w:val="6B6A66"/>
           <w:sz w:val="20"/>
         </w:rPr>
-        <w:t xml:space="preserve">Elicitation and collaboration</w:t>
-      </w:r>
-    </w:p>
-    <w:p>
-      <w:pPr>
-        <w:spacing w:before="0" w:after="40" w:line="252" w:lineRule="auto"/>
-      </w:pPr>
-      <w:r>
-        <w:rPr>
-          <w:rFonts w:ascii="Aptos" w:hAnsi="Aptos"/>
-          <w:b/>
-          <w:caps/>
-          <w:color w:val="6B6A66"/>
-          <w:sz w:val="16"/>
-          <w:spacing w:val="20"/>
-        </w:rPr>
-        <w:t xml:space="preserve">What it is for</w:t>
-      </w:r>
-    </w:p>
-    <w:p>
-      <w:pPr>
-        <w:spacing w:before="0" w:after="160" w:line="252" w:lineRule="auto"/>
-      </w:pPr>
-      <w:r>
-        <w:rPr>
-          <w:rFonts w:ascii="Aptos" w:hAnsi="Aptos"/>
-          <w:color w:val="0B0B0B"/>
-          <w:sz w:val="20"/>
-        </w:rPr>
-        <w:t xml:space="preserve">Elicits information from existing material: procedures, contracts, system documentation, regulations and prior artefacts.</w:t>
-      </w:r>
-    </w:p>
-    <w:p>
-      <w:pPr>
-        <w:spacing w:before="0" w:after="40" w:line="252" w:lineRule="auto"/>
-      </w:pPr>
-      <w:r>
-        <w:rPr>
-          <w:rFonts w:ascii="Aptos" w:hAnsi="Aptos"/>
-          <w:b/>
-          <w:caps/>
-          <w:color w:val="6B6A66"/>
-          <w:sz w:val="16"/>
-          <w:spacing w:val="20"/>
-        </w:rPr>
-        <w:t xml:space="preserve">Reach for it when</w:t>
-      </w:r>
-    </w:p>
-    <w:p>
-      <w:pPr>
-        <w:spacing w:before="0" w:after="160" w:line="252" w:lineRule="auto"/>
-      </w:pPr>
-      <w:r>
-        <w:rPr>
-          <w:rFonts w:ascii="Aptos" w:hAnsi="Aptos"/>
-          <w:color w:val="0B0B0B"/>
-          <w:sz w:val="20"/>
-        </w:rPr>
-        <w:t xml:space="preserve">Reach for it before you take stakeholder time, so the questions you do ask are the ones the documents cannot answer.</w:t>
-      </w:r>
-    </w:p>
-    <w:p>
-      <w:pPr>
-        <w:spacing w:before="0" w:after="40" w:line="252" w:lineRule="auto"/>
-      </w:pPr>
-      <w:r>
-        <w:rPr>
-          <w:rFonts w:ascii="Aptos" w:hAnsi="Aptos"/>
-          <w:b/>
-          <w:caps/>
-          <w:color w:val="6B6A66"/>
-          <w:sz w:val="16"/>
-          <w:spacing w:val="20"/>
-        </w:rPr>
-        <w:t xml:space="preserve">Most often confused with</w:t>
-      </w:r>
-    </w:p>
-    <w:p>
-      <w:pPr>
-        <w:shd w:val="clear" w:fill="F7F7F5"/>
-        <w:spacing w:before="0" w:after="200" w:line="252" w:lineRule="auto"/>
-      </w:pPr>
-      <w:r>
-        <w:rPr>
-          <w:rFonts w:ascii="Aptos" w:hAnsi="Aptos"/>
-          <w:color w:val="0B0B0B"/>
-          <w:sz w:val="20"/>
-        </w:rPr>
-        <w:t xml:space="preserve">Document analysis is elicitation from artefacts, not verification of your own work. If the material being examined is the requirements you just wrote, that is reviews.</w:t>
-      </w:r>
-    </w:p>
-    <w:p>
-      <w:pPr>
-        <w:spacing w:before="160" w:after="40" w:line="252" w:lineRule="auto"/>
-      </w:pPr>
-      <w:r>
-        <w:rPr>
-          <w:rFonts w:ascii="Aptos" w:hAnsi="Aptos"/>
-          <w:b/>
-          <w:color w:val="184F95"/>
-          <w:sz w:val="18"/>
-          <w:spacing w:val="20"/>
-        </w:rPr>
-        <w:t xml:space="preserve">BLANK TEMPLATE — FILL THIS ONE IN</w:t>
+        <w:t xml:space="preserve">Blank template</w:t>
       </w:r>
     </w:p>
     <w:p>
@@ -144,7 +41,7 @@
           <w:rFonts w:ascii="Aptos" w:hAnsi="Aptos"/>
           <w:b/>
           <w:color w:val="0B0B0B"/>
-          <w:sz w:val="24"/>
+          <w:sz w:val="25"/>
         </w:rPr>
         <w:t xml:space="preserve">Document Analysis — blank template</w:t>
       </w:r>
@@ -421,6 +318,510 @@
           </w:p>
         </w:tc>
       </w:tr>
+      <w:tr>
+        <w:tc>
+          <w:tcPr>
+            <w:tcW w:w="1296" w:type="dxa"/>
+            <w:shd w:val="clear" w:fill="F7F7F5"/>
+            <w:tcMar>
+              <w:top w:w="72" w:type="dxa"/>
+              <w:left w:w="108" w:type="dxa"/>
+              <w:bottom w:w="72" w:type="dxa"/>
+              <w:right w:w="108" w:type="dxa"/>
+            </w:tcMar>
+            <w:vAlign w:val="top"/>
+          </w:tcPr>
+          <w:p>
+            <w:pPr>
+              <w:spacing w:before="0" w:after="0" w:line="252" w:lineRule="auto"/>
+            </w:pPr>
+          </w:p>
+        </w:tc>
+        <w:tc>
+          <w:tcPr>
+            <w:tcW w:w="2347" w:type="dxa"/>
+            <w:shd w:val="clear" w:fill="F7F7F5"/>
+            <w:tcMar>
+              <w:top w:w="72" w:type="dxa"/>
+              <w:left w:w="108" w:type="dxa"/>
+              <w:bottom w:w="72" w:type="dxa"/>
+              <w:right w:w="108" w:type="dxa"/>
+            </w:tcMar>
+            <w:vAlign w:val="top"/>
+          </w:tcPr>
+          <w:p>
+            <w:pPr>
+              <w:spacing w:before="0" w:after="0" w:line="252" w:lineRule="auto"/>
+            </w:pPr>
+          </w:p>
+        </w:tc>
+        <w:tc>
+          <w:tcPr>
+            <w:tcW w:w="2578" w:type="dxa"/>
+            <w:shd w:val="clear" w:fill="F7F7F5"/>
+            <w:tcMar>
+              <w:top w:w="72" w:type="dxa"/>
+              <w:left w:w="108" w:type="dxa"/>
+              <w:bottom w:w="72" w:type="dxa"/>
+              <w:right w:w="108" w:type="dxa"/>
+            </w:tcMar>
+            <w:vAlign w:val="top"/>
+          </w:tcPr>
+          <w:p>
+            <w:pPr>
+              <w:spacing w:before="0" w:after="0" w:line="252" w:lineRule="auto"/>
+            </w:pPr>
+          </w:p>
+        </w:tc>
+      </w:tr>
+      <w:tr>
+        <w:tc>
+          <w:tcPr>
+            <w:tcW w:w="1296" w:type="dxa"/>
+            <w:shd w:val="clear" w:fill="FFFFFF"/>
+            <w:tcMar>
+              <w:top w:w="72" w:type="dxa"/>
+              <w:left w:w="108" w:type="dxa"/>
+              <w:bottom w:w="72" w:type="dxa"/>
+              <w:right w:w="108" w:type="dxa"/>
+            </w:tcMar>
+            <w:vAlign w:val="top"/>
+          </w:tcPr>
+          <w:p>
+            <w:pPr>
+              <w:spacing w:before="0" w:after="0" w:line="252" w:lineRule="auto"/>
+            </w:pPr>
+          </w:p>
+        </w:tc>
+        <w:tc>
+          <w:tcPr>
+            <w:tcW w:w="2347" w:type="dxa"/>
+            <w:shd w:val="clear" w:fill="FFFFFF"/>
+            <w:tcMar>
+              <w:top w:w="72" w:type="dxa"/>
+              <w:left w:w="108" w:type="dxa"/>
+              <w:bottom w:w="72" w:type="dxa"/>
+              <w:right w:w="108" w:type="dxa"/>
+            </w:tcMar>
+            <w:vAlign w:val="top"/>
+          </w:tcPr>
+          <w:p>
+            <w:pPr>
+              <w:spacing w:before="0" w:after="0" w:line="252" w:lineRule="auto"/>
+            </w:pPr>
+          </w:p>
+        </w:tc>
+        <w:tc>
+          <w:tcPr>
+            <w:tcW w:w="2578" w:type="dxa"/>
+            <w:shd w:val="clear" w:fill="FFFFFF"/>
+            <w:tcMar>
+              <w:top w:w="72" w:type="dxa"/>
+              <w:left w:w="108" w:type="dxa"/>
+              <w:bottom w:w="72" w:type="dxa"/>
+              <w:right w:w="108" w:type="dxa"/>
+            </w:tcMar>
+            <w:vAlign w:val="top"/>
+          </w:tcPr>
+          <w:p>
+            <w:pPr>
+              <w:spacing w:before="0" w:after="0" w:line="252" w:lineRule="auto"/>
+            </w:pPr>
+          </w:p>
+        </w:tc>
+      </w:tr>
+      <w:tr>
+        <w:tc>
+          <w:tcPr>
+            <w:tcW w:w="1296" w:type="dxa"/>
+            <w:shd w:val="clear" w:fill="F7F7F5"/>
+            <w:tcMar>
+              <w:top w:w="72" w:type="dxa"/>
+              <w:left w:w="108" w:type="dxa"/>
+              <w:bottom w:w="72" w:type="dxa"/>
+              <w:right w:w="108" w:type="dxa"/>
+            </w:tcMar>
+            <w:vAlign w:val="top"/>
+          </w:tcPr>
+          <w:p>
+            <w:pPr>
+              <w:spacing w:before="0" w:after="0" w:line="252" w:lineRule="auto"/>
+            </w:pPr>
+          </w:p>
+        </w:tc>
+        <w:tc>
+          <w:tcPr>
+            <w:tcW w:w="2347" w:type="dxa"/>
+            <w:shd w:val="clear" w:fill="F7F7F5"/>
+            <w:tcMar>
+              <w:top w:w="72" w:type="dxa"/>
+              <w:left w:w="108" w:type="dxa"/>
+              <w:bottom w:w="72" w:type="dxa"/>
+              <w:right w:w="108" w:type="dxa"/>
+            </w:tcMar>
+            <w:vAlign w:val="top"/>
+          </w:tcPr>
+          <w:p>
+            <w:pPr>
+              <w:spacing w:before="0" w:after="0" w:line="252" w:lineRule="auto"/>
+            </w:pPr>
+          </w:p>
+        </w:tc>
+        <w:tc>
+          <w:tcPr>
+            <w:tcW w:w="2578" w:type="dxa"/>
+            <w:shd w:val="clear" w:fill="F7F7F5"/>
+            <w:tcMar>
+              <w:top w:w="72" w:type="dxa"/>
+              <w:left w:w="108" w:type="dxa"/>
+              <w:bottom w:w="72" w:type="dxa"/>
+              <w:right w:w="108" w:type="dxa"/>
+            </w:tcMar>
+            <w:vAlign w:val="top"/>
+          </w:tcPr>
+          <w:p>
+            <w:pPr>
+              <w:spacing w:before="0" w:after="0" w:line="252" w:lineRule="auto"/>
+            </w:pPr>
+          </w:p>
+        </w:tc>
+      </w:tr>
+      <w:tr>
+        <w:tc>
+          <w:tcPr>
+            <w:tcW w:w="1296" w:type="dxa"/>
+            <w:shd w:val="clear" w:fill="FFFFFF"/>
+            <w:tcMar>
+              <w:top w:w="72" w:type="dxa"/>
+              <w:left w:w="108" w:type="dxa"/>
+              <w:bottom w:w="72" w:type="dxa"/>
+              <w:right w:w="108" w:type="dxa"/>
+            </w:tcMar>
+            <w:vAlign w:val="top"/>
+          </w:tcPr>
+          <w:p>
+            <w:pPr>
+              <w:spacing w:before="0" w:after="0" w:line="252" w:lineRule="auto"/>
+            </w:pPr>
+          </w:p>
+        </w:tc>
+        <w:tc>
+          <w:tcPr>
+            <w:tcW w:w="2347" w:type="dxa"/>
+            <w:shd w:val="clear" w:fill="FFFFFF"/>
+            <w:tcMar>
+              <w:top w:w="72" w:type="dxa"/>
+              <w:left w:w="108" w:type="dxa"/>
+              <w:bottom w:w="72" w:type="dxa"/>
+              <w:right w:w="108" w:type="dxa"/>
+            </w:tcMar>
+            <w:vAlign w:val="top"/>
+          </w:tcPr>
+          <w:p>
+            <w:pPr>
+              <w:spacing w:before="0" w:after="0" w:line="252" w:lineRule="auto"/>
+            </w:pPr>
+          </w:p>
+        </w:tc>
+        <w:tc>
+          <w:tcPr>
+            <w:tcW w:w="2578" w:type="dxa"/>
+            <w:shd w:val="clear" w:fill="FFFFFF"/>
+            <w:tcMar>
+              <w:top w:w="72" w:type="dxa"/>
+              <w:left w:w="108" w:type="dxa"/>
+              <w:bottom w:w="72" w:type="dxa"/>
+              <w:right w:w="108" w:type="dxa"/>
+            </w:tcMar>
+            <w:vAlign w:val="top"/>
+          </w:tcPr>
+          <w:p>
+            <w:pPr>
+              <w:spacing w:before="0" w:after="0" w:line="252" w:lineRule="auto"/>
+            </w:pPr>
+          </w:p>
+        </w:tc>
+      </w:tr>
+      <w:tr>
+        <w:tc>
+          <w:tcPr>
+            <w:tcW w:w="1296" w:type="dxa"/>
+            <w:shd w:val="clear" w:fill="F7F7F5"/>
+            <w:tcMar>
+              <w:top w:w="72" w:type="dxa"/>
+              <w:left w:w="108" w:type="dxa"/>
+              <w:bottom w:w="72" w:type="dxa"/>
+              <w:right w:w="108" w:type="dxa"/>
+            </w:tcMar>
+            <w:vAlign w:val="top"/>
+          </w:tcPr>
+          <w:p>
+            <w:pPr>
+              <w:spacing w:before="0" w:after="0" w:line="252" w:lineRule="auto"/>
+            </w:pPr>
+          </w:p>
+        </w:tc>
+        <w:tc>
+          <w:tcPr>
+            <w:tcW w:w="2347" w:type="dxa"/>
+            <w:shd w:val="clear" w:fill="F7F7F5"/>
+            <w:tcMar>
+              <w:top w:w="72" w:type="dxa"/>
+              <w:left w:w="108" w:type="dxa"/>
+              <w:bottom w:w="72" w:type="dxa"/>
+              <w:right w:w="108" w:type="dxa"/>
+            </w:tcMar>
+            <w:vAlign w:val="top"/>
+          </w:tcPr>
+          <w:p>
+            <w:pPr>
+              <w:spacing w:before="0" w:after="0" w:line="252" w:lineRule="auto"/>
+            </w:pPr>
+          </w:p>
+        </w:tc>
+        <w:tc>
+          <w:tcPr>
+            <w:tcW w:w="2578" w:type="dxa"/>
+            <w:shd w:val="clear" w:fill="F7F7F5"/>
+            <w:tcMar>
+              <w:top w:w="72" w:type="dxa"/>
+              <w:left w:w="108" w:type="dxa"/>
+              <w:bottom w:w="72" w:type="dxa"/>
+              <w:right w:w="108" w:type="dxa"/>
+            </w:tcMar>
+            <w:vAlign w:val="top"/>
+          </w:tcPr>
+          <w:p>
+            <w:pPr>
+              <w:spacing w:before="0" w:after="0" w:line="252" w:lineRule="auto"/>
+            </w:pPr>
+          </w:p>
+        </w:tc>
+      </w:tr>
+      <w:tr>
+        <w:tc>
+          <w:tcPr>
+            <w:tcW w:w="1296" w:type="dxa"/>
+            <w:shd w:val="clear" w:fill="FFFFFF"/>
+            <w:tcMar>
+              <w:top w:w="72" w:type="dxa"/>
+              <w:left w:w="108" w:type="dxa"/>
+              <w:bottom w:w="72" w:type="dxa"/>
+              <w:right w:w="108" w:type="dxa"/>
+            </w:tcMar>
+            <w:vAlign w:val="top"/>
+          </w:tcPr>
+          <w:p>
+            <w:pPr>
+              <w:spacing w:before="0" w:after="0" w:line="252" w:lineRule="auto"/>
+            </w:pPr>
+          </w:p>
+        </w:tc>
+        <w:tc>
+          <w:tcPr>
+            <w:tcW w:w="2347" w:type="dxa"/>
+            <w:shd w:val="clear" w:fill="FFFFFF"/>
+            <w:tcMar>
+              <w:top w:w="72" w:type="dxa"/>
+              <w:left w:w="108" w:type="dxa"/>
+              <w:bottom w:w="72" w:type="dxa"/>
+              <w:right w:w="108" w:type="dxa"/>
+            </w:tcMar>
+            <w:vAlign w:val="top"/>
+          </w:tcPr>
+          <w:p>
+            <w:pPr>
+              <w:spacing w:before="0" w:after="0" w:line="252" w:lineRule="auto"/>
+            </w:pPr>
+          </w:p>
+        </w:tc>
+        <w:tc>
+          <w:tcPr>
+            <w:tcW w:w="2578" w:type="dxa"/>
+            <w:shd w:val="clear" w:fill="FFFFFF"/>
+            <w:tcMar>
+              <w:top w:w="72" w:type="dxa"/>
+              <w:left w:w="108" w:type="dxa"/>
+              <w:bottom w:w="72" w:type="dxa"/>
+              <w:right w:w="108" w:type="dxa"/>
+            </w:tcMar>
+            <w:vAlign w:val="top"/>
+          </w:tcPr>
+          <w:p>
+            <w:pPr>
+              <w:spacing w:before="0" w:after="0" w:line="252" w:lineRule="auto"/>
+            </w:pPr>
+          </w:p>
+        </w:tc>
+      </w:tr>
+      <w:tr>
+        <w:tc>
+          <w:tcPr>
+            <w:tcW w:w="1296" w:type="dxa"/>
+            <w:shd w:val="clear" w:fill="F7F7F5"/>
+            <w:tcMar>
+              <w:top w:w="72" w:type="dxa"/>
+              <w:left w:w="108" w:type="dxa"/>
+              <w:bottom w:w="72" w:type="dxa"/>
+              <w:right w:w="108" w:type="dxa"/>
+            </w:tcMar>
+            <w:vAlign w:val="top"/>
+          </w:tcPr>
+          <w:p>
+            <w:pPr>
+              <w:spacing w:before="0" w:after="0" w:line="252" w:lineRule="auto"/>
+            </w:pPr>
+          </w:p>
+        </w:tc>
+        <w:tc>
+          <w:tcPr>
+            <w:tcW w:w="2347" w:type="dxa"/>
+            <w:shd w:val="clear" w:fill="F7F7F5"/>
+            <w:tcMar>
+              <w:top w:w="72" w:type="dxa"/>
+              <w:left w:w="108" w:type="dxa"/>
+              <w:bottom w:w="72" w:type="dxa"/>
+              <w:right w:w="108" w:type="dxa"/>
+            </w:tcMar>
+            <w:vAlign w:val="top"/>
+          </w:tcPr>
+          <w:p>
+            <w:pPr>
+              <w:spacing w:before="0" w:after="0" w:line="252" w:lineRule="auto"/>
+            </w:pPr>
+          </w:p>
+        </w:tc>
+        <w:tc>
+          <w:tcPr>
+            <w:tcW w:w="2578" w:type="dxa"/>
+            <w:shd w:val="clear" w:fill="F7F7F5"/>
+            <w:tcMar>
+              <w:top w:w="72" w:type="dxa"/>
+              <w:left w:w="108" w:type="dxa"/>
+              <w:bottom w:w="72" w:type="dxa"/>
+              <w:right w:w="108" w:type="dxa"/>
+            </w:tcMar>
+            <w:vAlign w:val="top"/>
+          </w:tcPr>
+          <w:p>
+            <w:pPr>
+              <w:spacing w:before="0" w:after="0" w:line="252" w:lineRule="auto"/>
+            </w:pPr>
+          </w:p>
+        </w:tc>
+      </w:tr>
+      <w:tr>
+        <w:tc>
+          <w:tcPr>
+            <w:tcW w:w="1296" w:type="dxa"/>
+            <w:shd w:val="clear" w:fill="FFFFFF"/>
+            <w:tcMar>
+              <w:top w:w="72" w:type="dxa"/>
+              <w:left w:w="108" w:type="dxa"/>
+              <w:bottom w:w="72" w:type="dxa"/>
+              <w:right w:w="108" w:type="dxa"/>
+            </w:tcMar>
+            <w:vAlign w:val="top"/>
+          </w:tcPr>
+          <w:p>
+            <w:pPr>
+              <w:spacing w:before="0" w:after="0" w:line="252" w:lineRule="auto"/>
+            </w:pPr>
+          </w:p>
+        </w:tc>
+        <w:tc>
+          <w:tcPr>
+            <w:tcW w:w="2347" w:type="dxa"/>
+            <w:shd w:val="clear" w:fill="FFFFFF"/>
+            <w:tcMar>
+              <w:top w:w="72" w:type="dxa"/>
+              <w:left w:w="108" w:type="dxa"/>
+              <w:bottom w:w="72" w:type="dxa"/>
+              <w:right w:w="108" w:type="dxa"/>
+            </w:tcMar>
+            <w:vAlign w:val="top"/>
+          </w:tcPr>
+          <w:p>
+            <w:pPr>
+              <w:spacing w:before="0" w:after="0" w:line="252" w:lineRule="auto"/>
+            </w:pPr>
+          </w:p>
+        </w:tc>
+        <w:tc>
+          <w:tcPr>
+            <w:tcW w:w="2578" w:type="dxa"/>
+            <w:shd w:val="clear" w:fill="FFFFFF"/>
+            <w:tcMar>
+              <w:top w:w="72" w:type="dxa"/>
+              <w:left w:w="108" w:type="dxa"/>
+              <w:bottom w:w="72" w:type="dxa"/>
+              <w:right w:w="108" w:type="dxa"/>
+            </w:tcMar>
+            <w:vAlign w:val="top"/>
+          </w:tcPr>
+          <w:p>
+            <w:pPr>
+              <w:spacing w:before="0" w:after="0" w:line="252" w:lineRule="auto"/>
+            </w:pPr>
+          </w:p>
+        </w:tc>
+      </w:tr>
+      <w:tr>
+        <w:tc>
+          <w:tcPr>
+            <w:tcW w:w="1296" w:type="dxa"/>
+            <w:shd w:val="clear" w:fill="F7F7F5"/>
+            <w:tcMar>
+              <w:top w:w="72" w:type="dxa"/>
+              <w:left w:w="108" w:type="dxa"/>
+              <w:bottom w:w="72" w:type="dxa"/>
+              <w:right w:w="108" w:type="dxa"/>
+            </w:tcMar>
+            <w:vAlign w:val="top"/>
+          </w:tcPr>
+          <w:p>
+            <w:pPr>
+              <w:spacing w:before="0" w:after="0" w:line="252" w:lineRule="auto"/>
+            </w:pPr>
+          </w:p>
+        </w:tc>
+        <w:tc>
+          <w:tcPr>
+            <w:tcW w:w="2347" w:type="dxa"/>
+            <w:shd w:val="clear" w:fill="F7F7F5"/>
+            <w:tcMar>
+              <w:top w:w="72" w:type="dxa"/>
+              <w:left w:w="108" w:type="dxa"/>
+              <w:bottom w:w="72" w:type="dxa"/>
+              <w:right w:w="108" w:type="dxa"/>
+            </w:tcMar>
+            <w:vAlign w:val="top"/>
+          </w:tcPr>
+          <w:p>
+            <w:pPr>
+              <w:spacing w:before="0" w:after="0" w:line="252" w:lineRule="auto"/>
+            </w:pPr>
+          </w:p>
+        </w:tc>
+        <w:tc>
+          <w:tcPr>
+            <w:tcW w:w="2578" w:type="dxa"/>
+            <w:shd w:val="clear" w:fill="F7F7F5"/>
+            <w:tcMar>
+              <w:top w:w="72" w:type="dxa"/>
+              <w:left w:w="108" w:type="dxa"/>
+              <w:bottom w:w="72" w:type="dxa"/>
+              <w:right w:w="108" w:type="dxa"/>
+            </w:tcMar>
+            <w:vAlign w:val="top"/>
+          </w:tcPr>
+          <w:p>
+            <w:pPr>
+              <w:spacing w:before="0" w:after="0" w:line="252" w:lineRule="auto"/>
+            </w:pPr>
+          </w:p>
+        </w:tc>
+      </w:tr>
     </w:tbl>
     <w:p>
       <w:pPr>
@@ -429,7 +830,7 @@
     </w:p>
     <w:p>
       <w:pPr>
-        <w:spacing w:before="0" w:after="160" w:line="252" w:lineRule="auto"/>
+        <w:spacing w:before="40" w:after="80" w:line="252" w:lineRule="auto"/>
       </w:pPr>
       <w:r>
         <w:rPr>
@@ -439,19 +840,6 @@
           <w:sz w:val="18"/>
         </w:rPr>
         <w:t xml:space="preserve">One row per source.</w:t>
-      </w:r>
-    </w:p>
-    <w:p>
-      <w:pPr>
-        <w:spacing w:before="120" w:after="80" w:line="252" w:lineRule="auto"/>
-      </w:pPr>
-      <w:r>
-        <w:rPr>
-          <w:rFonts w:ascii="Aptos" w:hAnsi="Aptos"/>
-          <w:color w:val="6B6A66"/>
-          <w:sz w:val="18"/>
-        </w:rPr>
-        <w:t xml:space="preserve">Tasks that use it: 4.1 Prepare for Elicitation  ·  4.2 Conduct Elicitation  ·  6.1 Analyze Current State</w:t>
       </w:r>
     </w:p>
     <w:p>
